--- a/backend/data/corpus/DOC-20210912-033.docx
+++ b/backend/data/corpus/DOC-20210912-033.docx
@@ -63,7 +63,7 @@
           <w:b/>
           <w:sz w:val="21"/>
         </w:rPr>
-        <w:t>Bastian Grierson, MD, Copperfield Neurology Institute, Trenton, NJ (RSM)</w:t>
+        <w:t>Josefina Silverthorne, MD, Ember Lake Medical Group, Des Moines, IA (AR)</w:t>
       </w:r>
     </w:p>
     <w:p>
@@ -71,7 +71,7 @@
         <w:rPr>
           <w:sz w:val="21"/>
         </w:rPr>
-        <w:t>&gt; A clipped visit in shared office; schedule was tight.</w:t>
+        <w:t>&gt; Onboarding a front-desk coordinator is current preoccupation here.</w:t>
       </w:r>
     </w:p>
     <w:p>
@@ -79,7 +79,7 @@
         <w:rPr>
           <w:sz w:val="21"/>
         </w:rPr>
-        <w:t>&gt; The practice lost the epilepsy fellow and has not backfilled, so the referral queue is slowly recovering.</w:t>
+        <w:t>&gt; Talked through pediatric-to-adult transfers in general terms, without any specific case.</w:t>
       </w:r>
     </w:p>
     <w:p>
@@ -87,7 +87,7 @@
         <w:rPr>
           <w:sz w:val="21"/>
         </w:rPr>
-        <w:t>&gt; Mentioned guideline update discussed at journal club but did not raise any specific finding.</w:t>
+        <w:t>&gt; Nothing actionable this visit this time. Asked about safety and confirmed nothing to report.</w:t>
       </w:r>
     </w:p>
     <w:p>
@@ -95,15 +95,7 @@
         <w:rPr>
           <w:sz w:val="21"/>
         </w:rPr>
-        <w:t>&gt; Spent some time on long-standing pts and how workup decisions get sequenced.</w:t>
-      </w:r>
-    </w:p>
-    <w:p>
-      <w:r>
-        <w:rPr>
-          <w:sz w:val="21"/>
-        </w:rPr>
-        <w:t>&gt; This practice is still building familiarity with product and had no clinical points to raise.</w:t>
+        <w:t>&gt; The practice lost one of the nurse practitioners and has not backfilled, so the new-pt backlog has stretched out.</w:t>
       </w:r>
     </w:p>
     <w:p>
@@ -119,7 +111,7 @@
           <w:b/>
           <w:sz w:val="21"/>
         </w:rPr>
-        <w:t>Saoirse Inverness, MD, Granite Bay Epilepsy Center, Chattanooga, TN (RSM)</w:t>
+        <w:t>Gemma Norrington, MD, Foxglove Health Neurology, Portland, ME (RSM)</w:t>
       </w:r>
     </w:p>
     <w:p>
@@ -127,7 +119,7 @@
         <w:rPr>
           <w:sz w:val="21"/>
         </w:rPr>
-        <w:t>&gt; A compressed convo at nurses' station, mostly logistics.</w:t>
+        <w:t>&gt; Caught a rushed window in reading room between patients.</w:t>
       </w:r>
     </w:p>
     <w:p>
@@ -135,7 +127,7 @@
         <w:rPr>
           <w:sz w:val="21"/>
         </w:rPr>
-        <w:t>&gt; Benefit verification is step that most often delays start here.</w:t>
+        <w:t>&gt; Mostly small talk about program and venue.</w:t>
       </w:r>
     </w:p>
     <w:p>
@@ -143,23 +135,7 @@
         <w:rPr>
           <w:sz w:val="21"/>
         </w:rPr>
-        <w:t>&gt; Talked through long-standing pts in general terms, without any specific case.</w:t>
-      </w:r>
-    </w:p>
-    <w:p>
-      <w:r>
-        <w:rPr>
-          <w:sz w:val="21"/>
-        </w:rPr>
-        <w:t>&gt; Described teh practice as early in its experience here, with nothing to report yet.</w:t>
-      </w:r>
-    </w:p>
-    <w:p>
-      <w:r>
-        <w:rPr>
-          <w:sz w:val="21"/>
-        </w:rPr>
-        <w:t>&gt; Titration scheduling is handled by nursing staff, which teh practice finds workable.</w:t>
+        <w:t>&gt; Spent some time on refractory group and how workup decisions get sequenced.</w:t>
       </w:r>
     </w:p>
     <w:p>
@@ -175,7 +151,7 @@
           <w:b/>
           <w:sz w:val="21"/>
         </w:rPr>
-        <w:t>Kiara Quintrell, MD, Harborlight Epilepsy Center, Portland, ME (AR)</w:t>
+        <w:t>Pallavi Wainwright, MD, Bluestem Comprehensive Epilepsy Clinic, Savannah, GA (RSM)</w:t>
       </w:r>
     </w:p>
     <w:p>
@@ -183,7 +159,7 @@
         <w:rPr>
           <w:sz w:val="21"/>
         </w:rPr>
-        <w:t>&gt; Caught an unexpectedly long window between clinic blocks between pts.</w:t>
+        <w:t>&gt; Titration scheduling is handled by nursing staff, which practice finds workable.</w:t>
       </w:r>
     </w:p>
     <w:p>
@@ -191,7 +167,7 @@
         <w:rPr>
           <w:sz w:val="21"/>
         </w:rPr>
-        <w:t>&gt; Titration habits came up in general terms; no specifics were discussed and none were offered.</w:t>
+        <w:t>&gt; Noted that formulary questions remains teh slowest step and that this is not specific to any one product.</w:t>
       </w:r>
     </w:p>
     <w:p>
@@ -199,23 +175,7 @@
         <w:rPr>
           <w:sz w:val="21"/>
         </w:rPr>
-        <w:t>&gt; Referenced a review that circulated on the service in passing.</w:t>
-      </w:r>
-    </w:p>
-    <w:p>
-      <w:r>
-        <w:rPr>
-          <w:sz w:val="21"/>
-        </w:rPr>
-        <w:t>&gt; The new charting templates changed again last month, and that took up the first part of the conversation.</w:t>
-      </w:r>
-    </w:p>
-    <w:p>
-      <w:r>
-        <w:rPr>
-          <w:sz w:val="21"/>
-        </w:rPr>
-        <w:t>&gt; Asked whether I would be at meeting later this year.</w:t>
+        <w:t>&gt; Clinic throughput looks better than last year since summer, which shapes how much time there is for anything else.</w:t>
       </w:r>
     </w:p>
     <w:p>
@@ -231,7 +191,7 @@
           <w:b/>
           <w:sz w:val="21"/>
         </w:rPr>
-        <w:t>Daniel Whitcomb, MD, Northbrook Neurology Institute, Albany, NY (RSM)</w:t>
+        <w:t>Tadeo Eastmond, MD, Sable Creek Medical Group, Provo, UT (RSM)</w:t>
       </w:r>
     </w:p>
     <w:p>
@@ -239,7 +199,7 @@
         <w:rPr>
           <w:sz w:val="21"/>
         </w:rPr>
-        <w:t>&gt; Stopped by outside the EEG suite for half-hour conversation.</w:t>
+        <w:t>&gt; Stopped by outside the EEG suite for clipped convo.</w:t>
       </w:r>
     </w:p>
     <w:p>
@@ -247,71 +207,7 @@
         <w:rPr>
           <w:sz w:val="21"/>
         </w:rPr>
-        <w:t>&gt; Described preference for slower titration in general, unrelated to any particular pt.</w:t>
-      </w:r>
-    </w:p>
-    <w:p>
-      <w:r>
-        <w:rPr>
-          <w:sz w:val="21"/>
-        </w:rPr>
-        <w:t>&gt; No materials requested. Safety items asked about and confirmed none.</w:t>
-      </w:r>
-    </w:p>
-    <w:p>
-      <w:r>
-        <w:rPr>
-          <w:sz w:val="21"/>
-        </w:rPr>
-        <w:t>&gt; Described practice as early in its experience here, with nothing to report yet.</w:t>
-      </w:r>
-    </w:p>
-    <w:p>
-      <w:r>
-        <w:rPr>
-          <w:sz w:val="21"/>
-        </w:rPr>
-      </w:r>
-    </w:p>
-    <w:p>
-      <w:r>
-        <w:rPr>
-          <w:b/>
-          <w:sz w:val="21"/>
-        </w:rPr>
-        <w:t>Xiomara Ostrander, MD, Harborlight Epilepsy Center, Springfield, MO (RSM)</w:t>
-      </w:r>
-    </w:p>
-    <w:p>
-      <w:r>
-        <w:rPr>
-          <w:sz w:val="21"/>
-        </w:rPr>
-        <w:t>&gt; Mentioned review that circulated on the service but did not raise any specific finding.</w:t>
-      </w:r>
-    </w:p>
-    <w:p>
-      <w:r>
-        <w:rPr>
-          <w:sz w:val="21"/>
-        </w:rPr>
-        <w:t>&gt; Onboarding two medical assistants is current preoccupation here.</w:t>
-      </w:r>
-    </w:p>
-    <w:p>
-      <w:r>
-        <w:rPr>
-          <w:sz w:val="21"/>
-        </w:rPr>
-        <w:t>&gt; Formulary placement was only product-adjacent topic, and only in general terms.</w:t>
-      </w:r>
-    </w:p>
-    <w:p>
-      <w:r>
-        <w:rPr>
-          <w:sz w:val="21"/>
-        </w:rPr>
-        <w:t>&gt; No materials requested this time. Asked about safety and confirmed nothing to report.</w:t>
+        <w:t>&gt; The practice lost the epilepsy fellow and has not backfilled, so routine f/u slots is slowly recovering.</w:t>
       </w:r>
     </w:p>
     <w:p>
@@ -335,7 +231,7 @@
           <w:b/>
           <w:sz w:val="21"/>
         </w:rPr>
-        <w:t>Alastair Whitmore, MD, Vantage Park Regional Epilepsy Program, Hartford, CT (AR)</w:t>
+        <w:t>Caleb Munson, MD, Cedar Ridge Medical Group, Springfield, IL (AR)</w:t>
       </w:r>
     </w:p>
     <w:p>
@@ -343,7 +239,7 @@
         <w:rPr>
           <w:sz w:val="21"/>
         </w:rPr>
-        <w:t>&gt; Described preference for slower titration in general, unrelated to any particular pt.</w:t>
+        <w:t>&gt; A compressed conversation in the corridor, mostly logistics.</w:t>
       </w:r>
     </w:p>
     <w:p>
@@ -351,7 +247,159 @@
         <w:rPr>
           <w:sz w:val="21"/>
         </w:rPr>
-        <w:t>&gt; The travel schedule this year came up, and little else.</w:t>
+        <w:t>&gt; Nothing that needed f/u. Safety items asked about and confirmed none.</w:t>
+      </w:r>
+    </w:p>
+    <w:p>
+      <w:r>
+        <w:rPr>
+          <w:sz w:val="21"/>
+        </w:rPr>
+        <w:t>&gt; Described a preference for slower titration in general, unrelated to any particular pt.</w:t>
+      </w:r>
+    </w:p>
+    <w:p>
+      <w:r>
+        <w:rPr>
+          <w:sz w:val="21"/>
+        </w:rPr>
+        <w:t>&gt; Asked about my travel schedule, since visits keep landing on busiest clinic days.</w:t>
+      </w:r>
+    </w:p>
+    <w:p>
+      <w:r>
+        <w:rPr>
+          <w:sz w:val="21"/>
+        </w:rPr>
+        <w:t>&gt; Talked through older half of panel in general terms, without any specific case.</w:t>
+      </w:r>
+    </w:p>
+    <w:p>
+      <w:r>
+        <w:rPr>
+          <w:sz w:val="21"/>
+        </w:rPr>
+      </w:r>
+    </w:p>
+    <w:p>
+      <w:r>
+        <w:rPr>
+          <w:b/>
+          <w:sz w:val="21"/>
+        </w:rPr>
+        <w:t>Saoirse Norrington, MD, Lakeshore Neurological Care Center, Akron, OH (AR)</w:t>
+      </w:r>
+    </w:p>
+    <w:p>
+      <w:r>
+        <w:rPr>
+          <w:sz w:val="21"/>
+        </w:rPr>
+        <w:t>&gt; Benefit verification is step that most often delays a start here.</w:t>
+      </w:r>
+    </w:p>
+    <w:p>
+      <w:r>
+        <w:rPr>
+          <w:sz w:val="21"/>
+        </w:rPr>
+        <w:t>&gt; Referenced guideline update discussed at journal club in passing.</w:t>
+      </w:r>
+    </w:p>
+    <w:p>
+      <w:r>
+        <w:rPr>
+          <w:sz w:val="21"/>
+        </w:rPr>
+        <w:t>&gt; Most of the discussion was about the patient portal, which has not settled.</w:t>
+      </w:r>
+    </w:p>
+    <w:p>
+      <w:r>
+        <w:rPr>
+          <w:sz w:val="21"/>
+        </w:rPr>
+      </w:r>
+    </w:p>
+    <w:p>
+      <w:r>
+        <w:rPr>
+          <w:b/>
+          <w:sz w:val="21"/>
+        </w:rPr>
+        <w:t>Gaspar Nashwood, MD, Copperfield Neurology Institute, Omaha, NE (RSM)</w:t>
+      </w:r>
+    </w:p>
+    <w:p>
+      <w:r>
+        <w:rPr>
+          <w:sz w:val="21"/>
+        </w:rPr>
+        <w:t>&gt; A rushed conversation in the shared office, mostly logistics.</w:t>
+      </w:r>
+    </w:p>
+    <w:p>
+      <w:r>
+        <w:rPr>
+          <w:sz w:val="21"/>
+        </w:rPr>
+        <w:t>&gt; Monitoring intervals during titration are set by clinic routine here rather than by protocol.</w:t>
+      </w:r>
+    </w:p>
+    <w:p>
+      <w:r>
+        <w:rPr>
+          <w:sz w:val="21"/>
+        </w:rPr>
+        <w:t>&gt; The practice lost two medical assistants and has not backfilled, so clinic throughput looks better than last year.</w:t>
+      </w:r>
+    </w:p>
+    <w:p>
+      <w:r>
+        <w:rPr>
+          <w:sz w:val="21"/>
+        </w:rPr>
+        <w:t>&gt; Noted that appeals process takes longer than clinical decision and that this is not specific to any one product.</w:t>
+      </w:r>
+    </w:p>
+    <w:p>
+      <w:r>
+        <w:rPr>
+          <w:sz w:val="21"/>
+        </w:rPr>
+      </w:r>
+    </w:p>
+    <w:p>
+      <w:r>
+        <w:rPr>
+          <w:b/>
+          <w:sz w:val="21"/>
+        </w:rPr>
+        <w:t>Camila Dunmore, MD, Ironwood Neurology Associates, Lexington, KY (RSM)</w:t>
+      </w:r>
+    </w:p>
+    <w:p>
+      <w:r>
+        <w:rPr>
+          <w:sz w:val="21"/>
+        </w:rPr>
+        <w:t>&gt; Referral patterns into this clinic have changed, and the older half of the panel is bigger share than it was.</w:t>
+      </w:r>
+    </w:p>
+    <w:p>
+      <w:r>
+        <w:rPr>
+          <w:sz w:val="21"/>
+        </w:rPr>
+        <w:t>&gt; The phone triage line is being piloted this quarter, and that took up the first part of the conversation.</w:t>
+      </w:r>
+    </w:p>
+    <w:p>
+      <w:r>
+        <w:rPr>
+          <w:sz w:val="21"/>
+        </w:rPr>
+        <w:t>&gt; Monitoring intervals during titration are set by clinic routine here rather than by protocol.</w:t>
       </w:r>
     </w:p>
     <w:p>
@@ -367,111 +415,7 @@
         <w:rPr>
           <w:sz w:val="21"/>
         </w:rPr>
-        <w:t>&gt; Formulary questions remains slowest step, which came up as general frustration.</w:t>
-      </w:r>
-    </w:p>
-    <w:p>
-      <w:r>
-        <w:rPr>
-          <w:sz w:val="21"/>
-        </w:rPr>
-        <w:t>&gt; The referral intake process went live without much warning, and that took up first part of convo.</w:t>
-      </w:r>
-    </w:p>
-    <w:p>
-      <w:r>
-        <w:rPr>
-          <w:sz w:val="21"/>
-        </w:rPr>
-      </w:r>
-    </w:p>
-    <w:p>
-      <w:r>
-        <w:rPr>
-          <w:b/>
-          <w:sz w:val="21"/>
-        </w:rPr>
-        <w:t>Viraj Galbraith, MD, Quarry Hill Epilepsy Center, Little Rock, AR (RSM)</w:t>
-      </w:r>
-    </w:p>
-    <w:p>
-      <w:r>
-        <w:rPr>
-          <w:sz w:val="21"/>
-        </w:rPr>
-        <w:t>&gt; A productive conversation in back office, mostly logistics.</w:t>
-      </w:r>
-    </w:p>
-    <w:p>
-      <w:r>
-        <w:rPr>
-          <w:sz w:val="21"/>
-        </w:rPr>
-        <w:t>&gt; Described preference for slower titration in general, unrelated to any particular pt.</w:t>
-      </w:r>
-    </w:p>
-    <w:p>
-      <w:r>
-        <w:rPr>
-          <w:sz w:val="21"/>
-        </w:rPr>
-        <w:t>&gt; The travel schedule this year came up, and little else.</w:t>
-      </w:r>
-    </w:p>
-    <w:p>
-      <w:r>
-        <w:rPr>
-          <w:sz w:val="21"/>
-        </w:rPr>
-        <w:t>&gt; Formulary placement was only product-adjacent topic, and only in general terms.</w:t>
-      </w:r>
-    </w:p>
-    <w:p>
-      <w:r>
-        <w:rPr>
-          <w:sz w:val="21"/>
-        </w:rPr>
-        <w:t>&gt; Noted that the appeals process takes longer than the clinical decision and that this is not specific to any one product.</w:t>
-      </w:r>
-    </w:p>
-    <w:p>
-      <w:r>
-        <w:rPr>
-          <w:sz w:val="21"/>
-        </w:rPr>
-      </w:r>
-    </w:p>
-    <w:p>
-      <w:r>
-        <w:rPr>
-          <w:b/>
-          <w:sz w:val="21"/>
-        </w:rPr>
-        <w:t>Bettina Marchetti, MD, Quarry Hill Epilepsy Center, Worcester, MA (RSM)</w:t>
-      </w:r>
-    </w:p>
-    <w:p>
-      <w:r>
-        <w:rPr>
-          <w:sz w:val="21"/>
-        </w:rPr>
-        <w:t>&gt; A twenty-minute conversation between clinic blocks, mostly logistics.</w:t>
-      </w:r>
-    </w:p>
-    <w:p>
-      <w:r>
-        <w:rPr>
-          <w:sz w:val="21"/>
-        </w:rPr>
-        <w:t>&gt; The new-pt backlog keeps slipping since summer, which shapes how much time there is for anything else.</w:t>
-      </w:r>
-    </w:p>
-    <w:p>
-      <w:r>
-        <w:rPr>
-          <w:sz w:val="21"/>
-        </w:rPr>
-        <w:t>&gt; Asked whether I would be at meeting later this year.</w:t>
+        <w:t>&gt; Agreed to reconnect at a follow-up appointment; no specific request.</w:t>
       </w:r>
     </w:p>
     <w:p>
